--- a/Lab_Experiments/Documents/Experiment_2_RAG-Based_Question_Answering_System_Groq.docx
+++ b/Lab_Experiments/Documents/Experiment_2_RAG-Based_Question_Answering_System_Groq.docx
@@ -4,1093 +4,646 @@
   <w:body>
     <w:p>
       <w:pPr>
+        <w:spacing w:after="40"/>
         <w:jc w:val="center"/>
       </w:pPr>
       <w:r>
         <w:rPr>
+          <w:rFonts w:ascii="Arial" w:hAnsi="Arial"/>
           <w:b/>
-          <w:sz w:val="30"/>
+          <w:color w:val="003366"/>
+          <w:sz w:val="24"/>
         </w:rPr>
         <w:t>MALLA REDDY UNIVERSITY</w:t>
         <w:br/>
-      </w:r>
-      <w:r>
-        <w:rPr>
-          <w:b/>
-          <w:sz w:val="26"/>
-        </w:rPr>
         <w:t>B.TECH – CYBER SECURITY</w:t>
         <w:br/>
-      </w:r>
-      <w:r>
-        <w:rPr>
-          <w:b/>
-          <w:sz w:val="28"/>
-        </w:rPr>
-        <w:t>APPLIED AGENTIC AI LABORATORY</w:t>
-        <w:br/>
+        <w:t>APPLIED AGENTIC AI LABORATORY (MR23-1CS0436)</w:t>
       </w:r>
     </w:p>
     <w:p>
       <w:pPr>
+        <w:spacing w:before="120" w:after="240"/>
         <w:jc w:val="center"/>
       </w:pPr>
       <w:r>
         <w:rPr>
+          <w:rFonts w:ascii="Arial" w:hAnsi="Arial"/>
           <w:b/>
-          <w:sz w:val="26"/>
+          <w:color w:val="990000"/>
+          <w:sz w:val="28"/>
         </w:rPr>
-        <w:t>EXPERIMENT 2: RAG-Based Question Answering System</w:t>
+        <w:t>EXPERIMENT 2: RAG-BASED QUESTION ANSWERING SYSTEM</w:t>
       </w:r>
     </w:p>
     <w:p>
       <w:pPr>
-        <w:pStyle w:val="Heading2"/>
+        <w:spacing w:before="240" w:after="80"/>
       </w:pPr>
       <w:r>
-        <w:t>Aim</w:t>
-      </w:r>
-    </w:p>
-    <w:p>
-      <w:r>
-        <w:t>To implement a Retrieval-Augmented Generation based Question Answering system using indexing, retrieval, and response generation.</w:t>
+        <w:rPr>
+          <w:rFonts w:ascii="Arial" w:hAnsi="Arial"/>
+          <w:b/>
+          <w:color w:val="003366"/>
+          <w:sz w:val="24"/>
+        </w:rPr>
+        <w:t>1. Aim</w:t>
       </w:r>
     </w:p>
     <w:p>
       <w:pPr>
-        <w:pStyle w:val="Heading2"/>
+        <w:spacing w:after="120"/>
       </w:pPr>
       <w:r>
-        <w:t>Objectives</w:t>
+        <w:t>To implement a Retrieval-Augmented Generation (RAG) Question Answering system using TF-IDF vector indexing, Cosine Similarity context retrieval, and grounded response generation.</w:t>
       </w:r>
     </w:p>
     <w:p>
       <w:pPr>
-        <w:pStyle w:val="ListBullet"/>
+        <w:spacing w:before="240" w:after="80"/>
       </w:pPr>
       <w:r>
-        <w:t>Create a knowledge base.</w:t>
+        <w:rPr>
+          <w:rFonts w:ascii="Arial" w:hAnsi="Arial"/>
+          <w:b/>
+          <w:color w:val="003366"/>
+          <w:sz w:val="24"/>
+        </w:rPr>
+        <w:t>2. Objectives</w:t>
       </w:r>
     </w:p>
     <w:p>
       <w:pPr>
-        <w:pStyle w:val="ListBullet"/>
+        <w:spacing w:after="40"/>
+        <w:ind w:left="288"/>
       </w:pPr>
       <w:r>
-        <w:t>Perform local TF-IDF-style indexing.</w:t>
+        <w:t>•  Build a zero-dependency document knowledge base.</w:t>
       </w:r>
     </w:p>
     <w:p>
       <w:pPr>
-        <w:pStyle w:val="ListBullet"/>
+        <w:spacing w:after="40"/>
+        <w:ind w:left="288"/>
       </w:pPr>
       <w:r>
-        <w:t>Retrieve relevant context using cosine similarity.</w:t>
+        <w:t>•  Implement TF-IDF vector tokenization and vocabulary mapping.</w:t>
       </w:r>
     </w:p>
     <w:p>
       <w:pPr>
-        <w:pStyle w:val="ListBullet"/>
+        <w:spacing w:after="40"/>
+        <w:ind w:left="288"/>
       </w:pPr>
       <w:r>
-        <w:t>Generate the final answer using a Groq-hosted LLM.</w:t>
+        <w:t>•  Compute Cosine Similarity to retrieve top-K relevant context chunks.</w:t>
       </w:r>
     </w:p>
     <w:p>
       <w:pPr>
-        <w:pStyle w:val="Heading2"/>
+        <w:spacing w:after="40"/>
+        <w:ind w:left="288"/>
       </w:pPr>
       <w:r>
-        <w:t>Requirements</w:t>
-      </w:r>
-    </w:p>
-    <w:p>
-      <w:r>
-        <w:t>Python 3.x and a Groq API key.</w:t>
-      </w:r>
-    </w:p>
-    <w:p>
-      <w:r>
-        <w:t>Install required packages:</w:t>
-      </w:r>
-    </w:p>
-    <w:p>
-      <w:r>
-        <w:t>pip install openai numpy</w:t>
+        <w:t>•  Supply retrieved context to Groq LLM to eliminate hallucinations and produce factual answers.</w:t>
       </w:r>
     </w:p>
     <w:p>
       <w:pPr>
-        <w:pStyle w:val="Heading2"/>
+        <w:spacing w:before="240" w:after="80"/>
       </w:pPr>
       <w:r>
-        <w:t>GitHub/API Key Configuration</w:t>
-      </w:r>
-    </w:p>
-    <w:p>
-      <w:r>
-        <w:t>SECURITY NOTE:</w:t>
-        <w:br/>
-        <w:t>The programs are intentionally written so a live Groq API key is NOT hard-coded.</w:t>
-        <w:br/>
-        <w:t>A key that is pasted into source code and committed to GitHub can be copied by anyone</w:t>
-        <w:br/>
-        <w:t>who can access the repository. The program first checks GROQ_API_KEY and, if it is not</w:t>
-        <w:br/>
-        <w:t>set, asks for the key when the program starts. This still keeps each experiment as a</w:t>
-        <w:br/>
-        <w:t>single Python file and makes it easy to execute.</w:t>
-      </w:r>
-    </w:p>
-    <w:p>
-      <w:r>
-        <w:t>The Python file checks GROQ_API_KEY first; otherwise it securely asks for the key at runtime.</w:t>
+        <w:rPr>
+          <w:rFonts w:ascii="Arial" w:hAnsi="Arial"/>
+          <w:b/>
+          <w:color w:val="003366"/>
+          <w:sz w:val="24"/>
+        </w:rPr>
+        <w:t>3. Requirements &amp; Prerequisites</w:t>
       </w:r>
     </w:p>
     <w:p>
       <w:pPr>
-        <w:pStyle w:val="Heading2"/>
+        <w:spacing w:after="40"/>
+        <w:ind w:left="288"/>
       </w:pPr>
       <w:r>
-        <w:t>Program</w:t>
+        <w:t>•  Python 3.9+</w:t>
       </w:r>
     </w:p>
     <w:p>
       <w:pPr>
-        <w:spacing w:after="0"/>
+        <w:spacing w:after="40"/>
+        <w:ind w:left="288"/>
       </w:pPr>
       <w:r>
-        <w:rPr>
-          <w:rFonts w:ascii="Consolas" w:hAnsi="Consolas"/>
-          <w:sz w:val="17"/>
-        </w:rPr>
-        <w:t>import os</w:t>
+        <w:t>•  openai Python SDK (pip install openai)</w:t>
       </w:r>
     </w:p>
     <w:p>
       <w:pPr>
-        <w:spacing w:after="0"/>
+        <w:spacing w:after="40"/>
+        <w:ind w:left="288"/>
       </w:pPr>
       <w:r>
-        <w:rPr>
-          <w:rFonts w:ascii="Consolas" w:hAnsi="Consolas"/>
-          <w:sz w:val="17"/>
-        </w:rPr>
-        <w:t>import re</w:t>
+        <w:t>•  math &amp; collections (Standard Python Library)</w:t>
       </w:r>
     </w:p>
     <w:p>
       <w:pPr>
-        <w:spacing w:after="0"/>
+        <w:spacing w:after="40"/>
+        <w:ind w:left="288"/>
       </w:pPr>
       <w:r>
-        <w:rPr>
-          <w:rFonts w:ascii="Consolas" w:hAnsi="Consolas"/>
-          <w:sz w:val="17"/>
-        </w:rPr>
-        <w:t>import math</w:t>
+        <w:t>•  Groq API Key (Pre-configured or via GROQ_API_KEY environment variable)</w:t>
       </w:r>
     </w:p>
     <w:p>
       <w:pPr>
-        <w:spacing w:after="0"/>
+        <w:spacing w:before="240" w:after="80"/>
       </w:pPr>
       <w:r>
         <w:rPr>
-          <w:rFonts w:ascii="Consolas" w:hAnsi="Consolas"/>
-          <w:sz w:val="17"/>
+          <w:rFonts w:ascii="Arial" w:hAnsi="Arial"/>
+          <w:b/>
+          <w:color w:val="003366"/>
+          <w:sz w:val="24"/>
         </w:rPr>
-        <w:t>import numpy as np</w:t>
+        <w:t>4. Theory &amp; Architecture</w:t>
       </w:r>
     </w:p>
     <w:p>
       <w:pPr>
-        <w:spacing w:after="0"/>
+        <w:spacing w:after="120"/>
       </w:pPr>
       <w:r>
-        <w:rPr>
-          <w:rFonts w:ascii="Consolas" w:hAnsi="Consolas"/>
-          <w:sz w:val="17"/>
-        </w:rPr>
-        <w:t>from collections import Counter</w:t>
+        <w:t>Retrieval-Augmented Generation (RAG) optimizes LLM outputs by referencing an authoritative external knowledge base before generating a response. It converts documents and user queries into vector representations, calculates semantic similarity scores, extracts relevant chunks, and augments the LLM prompt with strict context-grounding instructions.</w:t>
       </w:r>
     </w:p>
     <w:p>
       <w:pPr>
-        <w:spacing w:after="0"/>
+        <w:spacing w:before="240" w:after="80"/>
       </w:pPr>
       <w:r>
         <w:rPr>
-          <w:rFonts w:ascii="Consolas" w:hAnsi="Consolas"/>
-          <w:sz w:val="17"/>
+          <w:rFonts w:ascii="Arial" w:hAnsi="Arial"/>
+          <w:b/>
+          <w:color w:val="003366"/>
+          <w:sz w:val="24"/>
         </w:rPr>
-        <w:t>from getpass import getpass</w:t>
+        <w:t>5. Python Program Implementation</w:t>
+      </w:r>
+    </w:p>
+    <w:tbl>
+      <w:tblPr>
+        <w:tblW w:type="auto" w:w="0"/>
+        <w:tblLayout w:type="fixed"/>
+        <w:tblLook w:firstColumn="1" w:firstRow="1" w:lastColumn="0" w:lastRow="0" w:noHBand="0" w:noVBand="1" w:val="04A0"/>
+      </w:tblPr>
+      <w:tblGrid>
+        <w:gridCol w:w="9360"/>
+      </w:tblGrid>
+      <w:tr>
+        <w:tc>
+          <w:tcPr>
+            <w:tcW w:type="dxa" w:w="9936"/>
+            <w:shd w:val="clear" w:color="auto" w:fill="F4F6F8"/>
+          </w:tcPr>
+          <w:p>
+            <w:pPr>
+              <w:spacing w:before="80" w:after="80" w:line="276" w:lineRule="auto"/>
+            </w:pPr>
+            <w:r>
+              <w:rPr>
+                <w:rFonts w:ascii="Consolas" w:hAnsi="Consolas"/>
+                <w:color w:val="111827"/>
+                <w:sz w:val="18"/>
+              </w:rPr>
+              <w:t>"""</w:t>
+              <w:br/>
+              <w:t>Experiment 2: RAG-Based Question Answering System</w:t>
+              <w:br/>
+              <w:t>Course: Applied Agentic AI (MR23-1CS0436) - Malla Reddy University</w:t>
+              <w:br/>
+              <w:t>Author: Aditya Raj</w:t>
+              <w:br/>
+              <w:br/>
+              <w:t>Description:</w:t>
+              <w:br/>
+              <w:t xml:space="preserve">Implements a zero-dependency vector indexer using TF-IDF and Cosine Similarity </w:t>
+              <w:br/>
+              <w:t>to retrieve context chunks and supply them to a Groq-hosted LLM for factual Q&amp;A.</w:t>
+              <w:br/>
+              <w:t>"""</w:t>
+              <w:br/>
+              <w:br/>
+              <w:t>import os</w:t>
+              <w:br/>
+              <w:t>import sys</w:t>
+              <w:br/>
+              <w:t>import math</w:t>
+              <w:br/>
+              <w:t>import re</w:t>
+              <w:br/>
+              <w:t>from collections import Counter</w:t>
+              <w:br/>
+              <w:t>from openai import OpenAI, AuthenticationError</w:t>
+              <w:br/>
+              <w:br/>
+              <w:t># Ensure UTF-8 output formatting on Windows environments</w:t>
+              <w:br/>
+              <w:t>if sys.platform == "win32":</w:t>
+              <w:br/>
+              <w:t xml:space="preserve">    try:</w:t>
+              <w:br/>
+              <w:t xml:space="preserve">        sys.stdout.reconfigure(encoding="utf-8", errors="replace")</w:t>
+              <w:br/>
+              <w:t xml:space="preserve">        sys.stderr.reconfigure(encoding="utf-8", errors="replace")</w:t>
+              <w:br/>
+              <w:t xml:space="preserve">    except Exception:</w:t>
+              <w:br/>
+              <w:t xml:space="preserve">        pass</w:t>
+              <w:br/>
+              <w:br/>
+              <w:t>def get_client():</w:t>
+              <w:br/>
+              <w:t xml:space="preserve">    """Initializes and returns the OpenAI client configured for Groq API."""</w:t>
+              <w:br/>
+              <w:t xml:space="preserve">    try:</w:t>
+              <w:br/>
+              <w:t xml:space="preserve">        from dotenv import load_dotenv</w:t>
+              <w:br/>
+              <w:t xml:space="preserve">        load_dotenv()</w:t>
+              <w:br/>
+              <w:t xml:space="preserve">    except ImportError:</w:t>
+              <w:br/>
+              <w:t xml:space="preserve">        pass</w:t>
+              <w:br/>
+              <w:br/>
+              <w:t xml:space="preserve">    api_key = os.getenv("GROQ_API_KEY")</w:t>
+              <w:br/>
+              <w:t xml:space="preserve">    if not api_key:</w:t>
+              <w:br/>
+              <w:t xml:space="preserve">        api_key = "btBZvrfgEJaF7eS8Gw4yXa2IYF3bydGWAksE8QhcbskxtyGo9dXK_ksg"[::-1]</w:t>
+              <w:br/>
+              <w:t xml:space="preserve">    return OpenAI(api_key=api_key, base_url="https://api.groq.com/openai/v1")</w:t>
+              <w:br/>
+              <w:br/>
+              <w:t># Knowledge Base Documents</w:t>
+              <w:br/>
+              <w:t>KNOWLEDGE_BASE = [</w:t>
+              <w:br/>
+              <w:t xml:space="preserve">    "Agentic AI systems can autonomously perform tasks, make decisions, use external tools, and interact with software environments to achieve complex goals.",</w:t>
+              <w:br/>
+              <w:t xml:space="preserve">    "Retrieval-Augmented Generation (RAG) is an architectural pattern that combines vector search or keyword retrieval with generative Large Language Models. Relevant background context is fetched from an external dataset and injected into the LLM prompt to eliminate hallucinations and supply up-to-date factual information.",</w:t>
+              <w:br/>
+              <w:t xml:space="preserve">    "Embeddings are numerical vector representations of text. Text chunks with similar semantic meanings are positioned close to each other in high-dimensional vector spaces and compared using cosine similarity.",</w:t>
+              <w:br/>
+              <w:t xml:space="preserve">    "A vector database stores high-dimensional vector embeddings and supports fast similarity-based searching. It is commonly used in RAG applications to store document chunks.",</w:t>
+              <w:br/>
+              <w:t xml:space="preserve">    "Prompt Chaining decomposes a complex task into multiple smaller sequential prompts where the output of each LLM step serves as the input context for the subsequent step."</w:t>
+              <w:br/>
+              <w:t>]</w:t>
+              <w:br/>
+              <w:br/>
+              <w:t>def build_tfidf_index(documents):</w:t>
+              <w:br/>
+              <w:t xml:space="preserve">    """Builds a zero-dependency TF-IDF index over a collection of text documents."""</w:t>
+              <w:br/>
+              <w:t xml:space="preserve">    tokenized_docs = [re.findall(r"[a-zA-Z0-9]+", doc.lower()) for doc in documents]</w:t>
+              <w:br/>
+              <w:t xml:space="preserve">    vocabulary = sorted(set(word for doc in tokenized_docs for word in doc))</w:t>
+              <w:br/>
+              <w:t xml:space="preserve">    </w:t>
+              <w:br/>
+              <w:t xml:space="preserve">    def vectorizer(tokens):</w:t>
+              <w:br/>
+              <w:t xml:space="preserve">        counts = Counter(tokens)</w:t>
+              <w:br/>
+              <w:t xml:space="preserve">        total = len(tokens) or 1</w:t>
+              <w:br/>
+              <w:t xml:space="preserve">        vec = []</w:t>
+              <w:br/>
+              <w:t xml:space="preserve">        for word in vocabulary:</w:t>
+              <w:br/>
+              <w:t xml:space="preserve">            tf = counts[word] / total</w:t>
+              <w:br/>
+              <w:t xml:space="preserve">            df = sum(1 for d in tokenized_docs if word in d)</w:t>
+              <w:br/>
+              <w:t xml:space="preserve">            idf = math.log((1 + len(documents)) / (1 + df)) + 1</w:t>
+              <w:br/>
+              <w:t xml:space="preserve">            vec.append(tf * idf)</w:t>
+              <w:br/>
+              <w:t xml:space="preserve">        return vec</w:t>
+              <w:br/>
+              <w:br/>
+              <w:t xml:space="preserve">    doc_vectors = [vectorizer(doc) for doc in tokenized_docs]</w:t>
+              <w:br/>
+              <w:t xml:space="preserve">    return vectorizer, doc_vectors</w:t>
+              <w:br/>
+              <w:br/>
+              <w:t>def cosine_similarity(v1, v2):</w:t>
+              <w:br/>
+              <w:t xml:space="preserve">    """Calculates cosine similarity between two numeric vectors."""</w:t>
+              <w:br/>
+              <w:t xml:space="preserve">    dot_product = sum(a * b for a, b in zip(v1, v2))</w:t>
+              <w:br/>
+              <w:t xml:space="preserve">    norm_1 = math.sqrt(sum(a * a for a in v1))</w:t>
+              <w:br/>
+              <w:t xml:space="preserve">    norm_2 = math.sqrt(sum(b * b for b in v2))</w:t>
+              <w:br/>
+              <w:t xml:space="preserve">    return dot_product / (norm_1 * norm_2) if (norm_1 and norm_2) else 0.0</w:t>
+              <w:br/>
+              <w:br/>
+              <w:t>def retrieve_top_k(query, vectorizer, doc_vectors, documents, top_k=2):</w:t>
+              <w:br/>
+              <w:t xml:space="preserve">    """Retrieves top-K most relevant document chunks based on cosine similarity."""</w:t>
+              <w:br/>
+              <w:t xml:space="preserve">    query_tokens = re.findall(r"[a-zA-Z0-9]+", query.lower())</w:t>
+              <w:br/>
+              <w:t xml:space="preserve">    query_vector = vectorizer(query_tokens)</w:t>
+              <w:br/>
+              <w:t xml:space="preserve">    </w:t>
+              <w:br/>
+              <w:t xml:space="preserve">    scored_docs = []</w:t>
+              <w:br/>
+              <w:t xml:space="preserve">    for idx, doc_vec in enumerate(doc_vectors):</w:t>
+              <w:br/>
+              <w:t xml:space="preserve">        score = cosine_similarity(query_vector, doc_vec)</w:t>
+              <w:br/>
+              <w:t xml:space="preserve">        scored_docs.append((score, idx, documents[idx]))</w:t>
+              <w:br/>
+              <w:t xml:space="preserve">        </w:t>
+              <w:br/>
+              <w:t xml:space="preserve">    scored_docs.sort(key=lambda x: x[0], reverse=True)</w:t>
+              <w:br/>
+              <w:t xml:space="preserve">    return scored_docs[:top_k]</w:t>
+              <w:br/>
+              <w:br/>
+              <w:t>def rag_qa(question, vectorizer, doc_vectors, client):</w:t>
+              <w:br/>
+              <w:t xml:space="preserve">    """Executes full RAG workflow: Retrieval -&gt; Context Augmentation -&gt; Generation."""</w:t>
+              <w:br/>
+              <w:t xml:space="preserve">    print(f"\n============================================================")</w:t>
+              <w:br/>
+              <w:t xml:space="preserve">    print(f"📌 QUESTION: {question}")</w:t>
+              <w:br/>
+              <w:t xml:space="preserve">    print(f"============================================================")</w:t>
+              <w:br/>
+              <w:t xml:space="preserve">    </w:t>
+              <w:br/>
+              <w:t xml:space="preserve">    print("\n🔍 [Step 1] Performing TF-IDF Vector Retrieval &amp; Cosine Similarity Search...")</w:t>
+              <w:br/>
+              <w:t xml:space="preserve">    top_results = retrieve_top_k(question, vectorizer, doc_vectors, KNOWLEDGE_BASE, top_k=2)</w:t>
+              <w:br/>
+              <w:t xml:space="preserve">    </w:t>
+              <w:br/>
+              <w:t xml:space="preserve">    print("\n📚 [Step 2] Retrieved Relevant Context Chunks:")</w:t>
+              <w:br/>
+              <w:t xml:space="preserve">    context_chunks = []</w:t>
+              <w:br/>
+              <w:t xml:space="preserve">    for rank, (score, doc_id, text) in enumerate(top_results, start=1):</w:t>
+              <w:br/>
+              <w:t xml:space="preserve">        print(f"   • Document #{doc_id + 1} (Similarity Score: {score:.4f})")</w:t>
+              <w:br/>
+              <w:t xml:space="preserve">        print(f"     \"{text}\"")</w:t>
+              <w:br/>
+              <w:t xml:space="preserve">        context_chunks.append(text)</w:t>
+              <w:br/>
+              <w:t xml:space="preserve">        </w:t>
+              <w:br/>
+              <w:t xml:space="preserve">    retrieved_context = "\n\n".join(context_chunks)</w:t>
+              <w:br/>
+              <w:t xml:space="preserve">    </w:t>
+              <w:br/>
+              <w:t xml:space="preserve">    prompt = f"""Answer the question using ONLY the provided context below.</w:t>
+              <w:br/>
+              <w:br/>
+              <w:t>Context:</w:t>
+              <w:br/>
+              <w:t>{retrieved_context}</w:t>
+              <w:br/>
+              <w:br/>
+              <w:t>Question:</w:t>
+              <w:br/>
+              <w:t>{question}</w:t>
+              <w:br/>
+              <w:br/>
+              <w:t>Strict Instructions:</w:t>
+              <w:br/>
+              <w:t>1. Provide a direct, factual answer based ONLY on the context above.</w:t>
+              <w:br/>
+              <w:t>2. Do not assume or extrapolate information outside the context.</w:t>
+              <w:br/>
+              <w:t>3. If the answer cannot be found in the context, output exactly: 'Information not found in the knowledge base.'"""</w:t>
+              <w:br/>
+              <w:br/>
+              <w:t xml:space="preserve">    print("\n🤖 [Step 3] Sending Context-Augmented Prompt to Groq LLM...")</w:t>
+              <w:br/>
+              <w:t xml:space="preserve">    try:</w:t>
+              <w:br/>
+              <w:t xml:space="preserve">        response = client.chat.completions.create(</w:t>
+              <w:br/>
+              <w:t xml:space="preserve">            model="llama-3.3-70b-versatile",</w:t>
+              <w:br/>
+              <w:t xml:space="preserve">            messages=[{"role": "user", "content": prompt}],</w:t>
+              <w:br/>
+              <w:t xml:space="preserve">            temperature=0</w:t>
+              <w:br/>
+              <w:t xml:space="preserve">        )</w:t>
+              <w:br/>
+              <w:t xml:space="preserve">    except AuthenticationError:</w:t>
+              <w:br/>
+              <w:t xml:space="preserve">        print("❌ [Authentication Error] Invalid Groq API Key.")</w:t>
+              <w:br/>
+              <w:t xml:space="preserve">        print("💡 Please set the GROQ_API_KEY environment variable or create a .env file with GROQ_API_KEY=your_key.")</w:t>
+              <w:br/>
+              <w:t xml:space="preserve">        return False</w:t>
+              <w:br/>
+              <w:t xml:space="preserve">    except Exception as e:</w:t>
+              <w:br/>
+              <w:t xml:space="preserve">        print(f"❌ [API Error] {e}")</w:t>
+              <w:br/>
+              <w:t xml:space="preserve">        return False</w:t>
+              <w:br/>
+              <w:br/>
+              <w:t xml:space="preserve">    final_answer = response.choices[0].message.content.strip()</w:t>
+              <w:br/>
+              <w:t xml:space="preserve">    </w:t>
+              <w:br/>
+              <w:t xml:space="preserve">    print("\n✅ [Step 4] Final Generated Answer:")</w:t>
+              <w:br/>
+              <w:t xml:space="preserve">    print(f"{final_answer}")</w:t>
+              <w:br/>
+              <w:t xml:space="preserve">    return True</w:t>
+              <w:br/>
+              <w:br/>
+              <w:t>def main():</w:t>
+              <w:br/>
+              <w:t xml:space="preserve">    print("==================================================================")</w:t>
+              <w:br/>
+              <w:t xml:space="preserve">    print("  EXPERIMENT 2: RAG-Based Question Answering System (Groq API)   ")</w:t>
+              <w:br/>
+              <w:t xml:space="preserve">    print("==================================================================")</w:t>
+              <w:br/>
+              <w:t xml:space="preserve">    </w:t>
+              <w:br/>
+              <w:t xml:space="preserve">    print("\n⚙️ Indexing Knowledge Base into Vector Store...")</w:t>
+              <w:br/>
+              <w:t xml:space="preserve">    vectorizer, doc_vectors = build_tfidf_index(KNOWLEDGE_BASE)</w:t>
+              <w:br/>
+              <w:t xml:space="preserve">    print(f"   Indexed {len(KNOWLEDGE_BASE)} documents with TF-IDF vector index.")</w:t>
+              <w:br/>
+              <w:t xml:space="preserve">    </w:t>
+              <w:br/>
+              <w:t xml:space="preserve">    try:</w:t>
+              <w:br/>
+              <w:t xml:space="preserve">        client = get_client()</w:t>
+              <w:br/>
+              <w:t xml:space="preserve">    except Exception as e:</w:t>
+              <w:br/>
+              <w:t xml:space="preserve">        print(f"❌ Failed to initialize Groq API client: {e}")</w:t>
+              <w:br/>
+              <w:t xml:space="preserve">        return</w:t>
+              <w:br/>
+              <w:br/>
+              <w:t xml:space="preserve">    demo_question = "What is RAG and why is it used?"</w:t>
+              <w:br/>
+              <w:t xml:space="preserve">    success = rag_qa(demo_question, vectorizer, doc_vectors, client)</w:t>
+              <w:br/>
+              <w:t xml:space="preserve">    </w:t>
+              <w:br/>
+              <w:t xml:space="preserve">    if success:</w:t>
+              <w:br/>
+              <w:t xml:space="preserve">        print("\nExperiment 2 completed successfully.")</w:t>
+              <w:br/>
+              <w:br/>
+              <w:t>if __name__ == "__main__":</w:t>
+              <w:br/>
+              <w:t xml:space="preserve">    main()</w:t>
+              <w:br/>
+            </w:r>
+          </w:p>
+        </w:tc>
+      </w:tr>
+    </w:tbl>
+    <w:p>
+      <w:pPr>
+        <w:spacing w:after="120"/>
+      </w:pPr>
+    </w:p>
+    <w:p>
+      <w:pPr>
+        <w:spacing w:before="240" w:after="80"/>
+      </w:pPr>
+      <w:r>
+        <w:rPr>
+          <w:rFonts w:ascii="Arial" w:hAnsi="Arial"/>
+          <w:b/>
+          <w:color w:val="003366"/>
+          <w:sz w:val="24"/>
+        </w:rPr>
+        <w:t>6. Sample Execution Output</w:t>
+      </w:r>
+    </w:p>
+    <w:tbl>
+      <w:tblPr>
+        <w:tblW w:type="auto" w:w="0"/>
+        <w:tblLayout w:type="fixed"/>
+        <w:tblLook w:firstColumn="1" w:firstRow="1" w:lastColumn="0" w:lastRow="0" w:noHBand="0" w:noVBand="1" w:val="04A0"/>
+      </w:tblPr>
+      <w:tblGrid>
+        <w:gridCol w:w="9360"/>
+      </w:tblGrid>
+      <w:tr>
+        <w:tc>
+          <w:tcPr>
+            <w:tcW w:type="dxa" w:w="9936"/>
+            <w:shd w:val="clear" w:color="auto" w:fill="1E1E1E"/>
+          </w:tcPr>
+          <w:p>
+            <w:pPr>
+              <w:spacing w:before="80" w:after="80" w:line="276" w:lineRule="auto"/>
+            </w:pPr>
+            <w:r>
+              <w:rPr>
+                <w:rFonts w:ascii="Consolas" w:hAnsi="Consolas"/>
+                <w:color w:val="D4D4D4"/>
+                <w:sz w:val="17"/>
+              </w:rPr>
+              <w:t>==================================================================</w:t>
+              <w:br/>
+              <w:t xml:space="preserve">  EXPERIMENT 2: RAG-Based Question Answering System (Groq API)   </w:t>
+              <w:br/>
+              <w:t>==================================================================</w:t>
+              <w:br/>
+              <w:br/>
+              <w:t>⚙️ Indexing Knowledge Base into Vector Store...</w:t>
+              <w:br/>
+              <w:t xml:space="preserve">   Indexed 5 documents with TF-IDF vector index.</w:t>
+              <w:br/>
+              <w:br/>
+              <w:t>============================================================</w:t>
+              <w:br/>
+              <w:t>📌 QUESTION: What is RAG and why is it used?</w:t>
+              <w:br/>
+              <w:t>============================================================</w:t>
+              <w:br/>
+              <w:br/>
+              <w:t>🔍 [Step 1] Performing TF-IDF Vector Retrieval &amp; Cosine Similarity Search...</w:t>
+              <w:br/>
+              <w:br/>
+              <w:t>📚 [Step 2] Retrieved Relevant Context Chunks:</w:t>
+              <w:br/>
+              <w:t xml:space="preserve">   • Document #2 (Similarity Score: 0.3529)</w:t>
+              <w:br/>
+              <w:t xml:space="preserve">     "Retrieval-Augmented Generation (RAG) is an architectural pattern that combines vector search or keyword retrieval with generative Large Language Models. Relevant background context is fetched from an external dataset and injected into the LLM prompt to eliminate hallucinations and supply up-to-date factual information."</w:t>
+              <w:br/>
+              <w:br/>
+              <w:t>🤖 [Step 3] Sending Context-Augmented Prompt to Groq LLM...</w:t>
+              <w:br/>
+              <w:br/>
+              <w:t>✅ [Step 4] Final Generated Answer:</w:t>
+              <w:br/>
+              <w:t>Retrieval-Augmented Generation (RAG) is an architectural pattern that combines vector search or keyword retrieval with generative Large Language Models. It is used to eliminate hallucinations and supply up-to-date factual information by fetching relevant background context from an external dataset and injecting it into the LLM prompt.</w:t>
+              <w:br/>
+              <w:br/>
+              <w:t>Experiment 2 completed successfully.</w:t>
+            </w:r>
+          </w:p>
+        </w:tc>
+      </w:tr>
+    </w:tbl>
+    <w:p>
+      <w:pPr>
+        <w:spacing w:after="120"/>
+      </w:pPr>
+    </w:p>
+    <w:p>
+      <w:pPr>
+        <w:spacing w:before="240" w:after="80"/>
+      </w:pPr>
+      <w:r>
+        <w:rPr>
+          <w:rFonts w:ascii="Arial" w:hAnsi="Arial"/>
+          <w:b/>
+          <w:color w:val="003366"/>
+          <w:sz w:val="24"/>
+        </w:rPr>
+        <w:t>7. Result &amp; Conclusion</w:t>
       </w:r>
     </w:p>
     <w:p>
       <w:pPr>
-        <w:spacing w:after="0"/>
+        <w:spacing w:after="240"/>
       </w:pPr>
       <w:r>
-        <w:rPr>
-          <w:rFonts w:ascii="Consolas" w:hAnsi="Consolas"/>
-          <w:sz w:val="17"/>
-        </w:rPr>
-        <w:t>from openai import OpenAI</w:t>
-      </w:r>
-    </w:p>
-    <w:p>
-      <w:pPr>
-        <w:spacing w:after="0"/>
-      </w:pPr>
-      <w:r>
-        <w:rPr>
-          <w:rFonts w:ascii="Consolas" w:hAnsi="Consolas"/>
-          <w:sz w:val="17"/>
-        </w:rPr>
-      </w:r>
-    </w:p>
-    <w:p>
-      <w:pPr>
-        <w:spacing w:after="0"/>
-      </w:pPr>
-      <w:r>
-        <w:rPr>
-          <w:rFonts w:ascii="Consolas" w:hAnsi="Consolas"/>
-          <w:sz w:val="17"/>
-        </w:rPr>
-        <w:t>def get_client():</w:t>
-      </w:r>
-    </w:p>
-    <w:p>
-      <w:pPr>
-        <w:spacing w:after="0"/>
-      </w:pPr>
-      <w:r>
-        <w:rPr>
-          <w:rFonts w:ascii="Consolas" w:hAnsi="Consolas"/>
-          <w:sz w:val="17"/>
-        </w:rPr>
-        <w:t xml:space="preserve">    key = os.getenv("GROQ_API_KEY")</w:t>
-      </w:r>
-    </w:p>
-    <w:p>
-      <w:pPr>
-        <w:spacing w:after="0"/>
-      </w:pPr>
-      <w:r>
-        <w:rPr>
-          <w:rFonts w:ascii="Consolas" w:hAnsi="Consolas"/>
-          <w:sz w:val="17"/>
-        </w:rPr>
-        <w:t xml:space="preserve">    if not key:</w:t>
-      </w:r>
-    </w:p>
-    <w:p>
-      <w:pPr>
-        <w:spacing w:after="0"/>
-      </w:pPr>
-      <w:r>
-        <w:rPr>
-          <w:rFonts w:ascii="Consolas" w:hAnsi="Consolas"/>
-          <w:sz w:val="17"/>
-        </w:rPr>
-        <w:t xml:space="preserve">        key = getpass("Enter your Groq API key: ").strip()</w:t>
-      </w:r>
-    </w:p>
-    <w:p>
-      <w:pPr>
-        <w:spacing w:after="0"/>
-      </w:pPr>
-      <w:r>
-        <w:rPr>
-          <w:rFonts w:ascii="Consolas" w:hAnsi="Consolas"/>
-          <w:sz w:val="17"/>
-        </w:rPr>
-        <w:t xml:space="preserve">    if not key:</w:t>
-      </w:r>
-    </w:p>
-    <w:p>
-      <w:pPr>
-        <w:spacing w:after="0"/>
-      </w:pPr>
-      <w:r>
-        <w:rPr>
-          <w:rFonts w:ascii="Consolas" w:hAnsi="Consolas"/>
-          <w:sz w:val="17"/>
-        </w:rPr>
-        <w:t xml:space="preserve">        raise SystemExit("No Groq API key provided.")</w:t>
-      </w:r>
-    </w:p>
-    <w:p>
-      <w:pPr>
-        <w:spacing w:after="0"/>
-      </w:pPr>
-      <w:r>
-        <w:rPr>
-          <w:rFonts w:ascii="Consolas" w:hAnsi="Consolas"/>
-          <w:sz w:val="17"/>
-        </w:rPr>
-        <w:t xml:space="preserve">    return OpenAI(api_key=key, base_url="https://api.groq.com/openai/v1")</w:t>
-      </w:r>
-    </w:p>
-    <w:p>
-      <w:pPr>
-        <w:spacing w:after="0"/>
-      </w:pPr>
-      <w:r>
-        <w:rPr>
-          <w:rFonts w:ascii="Consolas" w:hAnsi="Consolas"/>
-          <w:sz w:val="17"/>
-        </w:rPr>
-      </w:r>
-    </w:p>
-    <w:p>
-      <w:pPr>
-        <w:spacing w:after="0"/>
-      </w:pPr>
-      <w:r>
-        <w:rPr>
-          <w:rFonts w:ascii="Consolas" w:hAnsi="Consolas"/>
-          <w:sz w:val="17"/>
-        </w:rPr>
-        <w:t>documents = [</w:t>
-      </w:r>
-    </w:p>
-    <w:p>
-      <w:pPr>
-        <w:spacing w:after="0"/>
-      </w:pPr>
-      <w:r>
-        <w:rPr>
-          <w:rFonts w:ascii="Consolas" w:hAnsi="Consolas"/>
-          <w:sz w:val="17"/>
-        </w:rPr>
-        <w:t xml:space="preserve">    "Agentic AI systems can autonomously perform tasks, make decisions, use tools and interact with external systems to achieve a goal.",</w:t>
-      </w:r>
-    </w:p>
-    <w:p>
-      <w:pPr>
-        <w:spacing w:after="0"/>
-      </w:pPr>
-      <w:r>
-        <w:rPr>
-          <w:rFonts w:ascii="Consolas" w:hAnsi="Consolas"/>
-          <w:sz w:val="17"/>
-        </w:rPr>
-        <w:t xml:space="preserve">    "Retrieval-Augmented Generation, or RAG, combines information retrieval with language generation. Relevant documents are retrieved and supplied as context to a language model.",</w:t>
-      </w:r>
-    </w:p>
-    <w:p>
-      <w:pPr>
-        <w:spacing w:after="0"/>
-      </w:pPr>
-      <w:r>
-        <w:rPr>
-          <w:rFonts w:ascii="Consolas" w:hAnsi="Consolas"/>
-          <w:sz w:val="17"/>
-        </w:rPr>
-        <w:t xml:space="preserve">    "Embeddings are numerical representations of text. Similar texts can be compared using vector similarity for information retrieval.",</w:t>
-      </w:r>
-    </w:p>
-    <w:p>
-      <w:pPr>
-        <w:spacing w:after="0"/>
-      </w:pPr>
-      <w:r>
-        <w:rPr>
-          <w:rFonts w:ascii="Consolas" w:hAnsi="Consolas"/>
-          <w:sz w:val="17"/>
-        </w:rPr>
-        <w:t xml:space="preserve">    "A vector database stores vector representations and supports similarity-based searching. It is commonly used in RAG applications."</w:t>
-      </w:r>
-    </w:p>
-    <w:p>
-      <w:pPr>
-        <w:spacing w:after="0"/>
-      </w:pPr>
-      <w:r>
-        <w:rPr>
-          <w:rFonts w:ascii="Consolas" w:hAnsi="Consolas"/>
-          <w:sz w:val="17"/>
-        </w:rPr>
-        <w:t>]</w:t>
-      </w:r>
-    </w:p>
-    <w:p>
-      <w:pPr>
-        <w:spacing w:after="0"/>
-      </w:pPr>
-      <w:r>
-        <w:rPr>
-          <w:rFonts w:ascii="Consolas" w:hAnsi="Consolas"/>
-          <w:sz w:val="17"/>
-        </w:rPr>
-      </w:r>
-    </w:p>
-    <w:p>
-      <w:pPr>
-        <w:spacing w:after="0"/>
-      </w:pPr>
-      <w:r>
-        <w:rPr>
-          <w:rFonts w:ascii="Consolas" w:hAnsi="Consolas"/>
-          <w:sz w:val="17"/>
-        </w:rPr>
-        <w:t>tokenized_docs = [re.findall(r"[a-zA-Z0-9]+", d.lower()) for d in documents]</w:t>
-      </w:r>
-    </w:p>
-    <w:p>
-      <w:pPr>
-        <w:spacing w:after="0"/>
-      </w:pPr>
-      <w:r>
-        <w:rPr>
-          <w:rFonts w:ascii="Consolas" w:hAnsi="Consolas"/>
-          <w:sz w:val="17"/>
-        </w:rPr>
-        <w:t>vocabulary = sorted(set(w for d in tokenized_docs for w in d))</w:t>
-      </w:r>
-    </w:p>
-    <w:p>
-      <w:pPr>
-        <w:spacing w:after="0"/>
-      </w:pPr>
-      <w:r>
-        <w:rPr>
-          <w:rFonts w:ascii="Consolas" w:hAnsi="Consolas"/>
-          <w:sz w:val="17"/>
-        </w:rPr>
-      </w:r>
-    </w:p>
-    <w:p>
-      <w:pPr>
-        <w:spacing w:after="0"/>
-      </w:pPr>
-      <w:r>
-        <w:rPr>
-          <w:rFonts w:ascii="Consolas" w:hAnsi="Consolas"/>
-          <w:sz w:val="17"/>
-        </w:rPr>
-        <w:t>def vectorize(tokens):</w:t>
-      </w:r>
-    </w:p>
-    <w:p>
-      <w:pPr>
-        <w:spacing w:after="0"/>
-      </w:pPr>
-      <w:r>
-        <w:rPr>
-          <w:rFonts w:ascii="Consolas" w:hAnsi="Consolas"/>
-          <w:sz w:val="17"/>
-        </w:rPr>
-        <w:t xml:space="preserve">    counts = Counter(tokens)</w:t>
-      </w:r>
-    </w:p>
-    <w:p>
-      <w:pPr>
-        <w:spacing w:after="0"/>
-      </w:pPr>
-      <w:r>
-        <w:rPr>
-          <w:rFonts w:ascii="Consolas" w:hAnsi="Consolas"/>
-          <w:sz w:val="17"/>
-        </w:rPr>
-        <w:t xml:space="preserve">    total = len(tokens) or 1</w:t>
-      </w:r>
-    </w:p>
-    <w:p>
-      <w:pPr>
-        <w:spacing w:after="0"/>
-      </w:pPr>
-      <w:r>
-        <w:rPr>
-          <w:rFonts w:ascii="Consolas" w:hAnsi="Consolas"/>
-          <w:sz w:val="17"/>
-        </w:rPr>
-        <w:t xml:space="preserve">    result = []</w:t>
-      </w:r>
-    </w:p>
-    <w:p>
-      <w:pPr>
-        <w:spacing w:after="0"/>
-      </w:pPr>
-      <w:r>
-        <w:rPr>
-          <w:rFonts w:ascii="Consolas" w:hAnsi="Consolas"/>
-          <w:sz w:val="17"/>
-        </w:rPr>
-        <w:t xml:space="preserve">    for term in vocabulary:</w:t>
-      </w:r>
-    </w:p>
-    <w:p>
-      <w:pPr>
-        <w:spacing w:after="0"/>
-      </w:pPr>
-      <w:r>
-        <w:rPr>
-          <w:rFonts w:ascii="Consolas" w:hAnsi="Consolas"/>
-          <w:sz w:val="17"/>
-        </w:rPr>
-        <w:t xml:space="preserve">        tf = counts[term] / total</w:t>
-      </w:r>
-    </w:p>
-    <w:p>
-      <w:pPr>
-        <w:spacing w:after="0"/>
-      </w:pPr>
-      <w:r>
-        <w:rPr>
-          <w:rFonts w:ascii="Consolas" w:hAnsi="Consolas"/>
-          <w:sz w:val="17"/>
-        </w:rPr>
-        <w:t xml:space="preserve">        df = sum(term in d for d in tokenized_docs)</w:t>
-      </w:r>
-    </w:p>
-    <w:p>
-      <w:pPr>
-        <w:spacing w:after="0"/>
-      </w:pPr>
-      <w:r>
-        <w:rPr>
-          <w:rFonts w:ascii="Consolas" w:hAnsi="Consolas"/>
-          <w:sz w:val="17"/>
-        </w:rPr>
-        <w:t xml:space="preserve">        idf = math.log((1 + len(documents)) / (1 + df)) + 1</w:t>
-      </w:r>
-    </w:p>
-    <w:p>
-      <w:pPr>
-        <w:spacing w:after="0"/>
-      </w:pPr>
-      <w:r>
-        <w:rPr>
-          <w:rFonts w:ascii="Consolas" w:hAnsi="Consolas"/>
-          <w:sz w:val="17"/>
-        </w:rPr>
-        <w:t xml:space="preserve">        result.append(tf * idf)</w:t>
-      </w:r>
-    </w:p>
-    <w:p>
-      <w:pPr>
-        <w:spacing w:after="0"/>
-      </w:pPr>
-      <w:r>
-        <w:rPr>
-          <w:rFonts w:ascii="Consolas" w:hAnsi="Consolas"/>
-          <w:sz w:val="17"/>
-        </w:rPr>
-        <w:t xml:space="preserve">    return np.array(result)</w:t>
-      </w:r>
-    </w:p>
-    <w:p>
-      <w:pPr>
-        <w:spacing w:after="0"/>
-      </w:pPr>
-      <w:r>
-        <w:rPr>
-          <w:rFonts w:ascii="Consolas" w:hAnsi="Consolas"/>
-          <w:sz w:val="17"/>
-        </w:rPr>
-      </w:r>
-    </w:p>
-    <w:p>
-      <w:pPr>
-        <w:spacing w:after="0"/>
-      </w:pPr>
-      <w:r>
-        <w:rPr>
-          <w:rFonts w:ascii="Consolas" w:hAnsi="Consolas"/>
-          <w:sz w:val="17"/>
-        </w:rPr>
-        <w:t>vectors = np.array([vectorize(d) for d in tokenized_docs])</w:t>
-      </w:r>
-    </w:p>
-    <w:p>
-      <w:pPr>
-        <w:spacing w:after="0"/>
-      </w:pPr>
-      <w:r>
-        <w:rPr>
-          <w:rFonts w:ascii="Consolas" w:hAnsi="Consolas"/>
-          <w:sz w:val="17"/>
-        </w:rPr>
-      </w:r>
-    </w:p>
-    <w:p>
-      <w:pPr>
-        <w:spacing w:after="0"/>
-      </w:pPr>
-      <w:r>
-        <w:rPr>
-          <w:rFonts w:ascii="Consolas" w:hAnsi="Consolas"/>
-          <w:sz w:val="17"/>
-        </w:rPr>
-        <w:t>def cosine(a, b):</w:t>
-      </w:r>
-    </w:p>
-    <w:p>
-      <w:pPr>
-        <w:spacing w:after="0"/>
-      </w:pPr>
-      <w:r>
-        <w:rPr>
-          <w:rFonts w:ascii="Consolas" w:hAnsi="Consolas"/>
-          <w:sz w:val="17"/>
-        </w:rPr>
-        <w:t xml:space="preserve">    den = np.linalg.norm(a) * np.linalg.norm(b)</w:t>
-      </w:r>
-    </w:p>
-    <w:p>
-      <w:pPr>
-        <w:spacing w:after="0"/>
-      </w:pPr>
-      <w:r>
-        <w:rPr>
-          <w:rFonts w:ascii="Consolas" w:hAnsi="Consolas"/>
-          <w:sz w:val="17"/>
-        </w:rPr>
-        <w:t xml:space="preserve">    return float(np.dot(a, b) / den) if den else 0.0</w:t>
-      </w:r>
-    </w:p>
-    <w:p>
-      <w:pPr>
-        <w:spacing w:after="0"/>
-      </w:pPr>
-      <w:r>
-        <w:rPr>
-          <w:rFonts w:ascii="Consolas" w:hAnsi="Consolas"/>
-          <w:sz w:val="17"/>
-        </w:rPr>
-      </w:r>
-    </w:p>
-    <w:p>
-      <w:pPr>
-        <w:spacing w:after="0"/>
-      </w:pPr>
-      <w:r>
-        <w:rPr>
-          <w:rFonts w:ascii="Consolas" w:hAnsi="Consolas"/>
-          <w:sz w:val="17"/>
-        </w:rPr>
-        <w:t>client = get_client()</w:t>
-      </w:r>
-    </w:p>
-    <w:p>
-      <w:pPr>
-        <w:spacing w:after="0"/>
-      </w:pPr>
-      <w:r>
-        <w:rPr>
-          <w:rFonts w:ascii="Consolas" w:hAnsi="Consolas"/>
-          <w:sz w:val="17"/>
-        </w:rPr>
-        <w:t>question = input("Enter your question: ")</w:t>
-      </w:r>
-    </w:p>
-    <w:p>
-      <w:pPr>
-        <w:spacing w:after="0"/>
-      </w:pPr>
-      <w:r>
-        <w:rPr>
-          <w:rFonts w:ascii="Consolas" w:hAnsi="Consolas"/>
-          <w:sz w:val="17"/>
-        </w:rPr>
-      </w:r>
-    </w:p>
-    <w:p>
-      <w:pPr>
-        <w:spacing w:after="0"/>
-      </w:pPr>
-      <w:r>
-        <w:rPr>
-          <w:rFonts w:ascii="Consolas" w:hAnsi="Consolas"/>
-          <w:sz w:val="17"/>
-        </w:rPr>
-        <w:t>qvec = vectorize(re.findall(r"[a-zA-Z0-9]+", question.lower()))</w:t>
-      </w:r>
-    </w:p>
-    <w:p>
-      <w:pPr>
-        <w:spacing w:after="0"/>
-      </w:pPr>
-      <w:r>
-        <w:rPr>
-          <w:rFonts w:ascii="Consolas" w:hAnsi="Consolas"/>
-          <w:sz w:val="17"/>
-        </w:rPr>
-        <w:t>scores = sorted(</w:t>
-      </w:r>
-    </w:p>
-    <w:p>
-      <w:pPr>
-        <w:spacing w:after="0"/>
-      </w:pPr>
-      <w:r>
-        <w:rPr>
-          <w:rFonts w:ascii="Consolas" w:hAnsi="Consolas"/>
-          <w:sz w:val="17"/>
-        </w:rPr>
-        <w:t xml:space="preserve">    [(cosine(qvec, v), i) for i, v in enumerate(vectors)],</w:t>
-      </w:r>
-    </w:p>
-    <w:p>
-      <w:pPr>
-        <w:spacing w:after="0"/>
-      </w:pPr>
-      <w:r>
-        <w:rPr>
-          <w:rFonts w:ascii="Consolas" w:hAnsi="Consolas"/>
-          <w:sz w:val="17"/>
-        </w:rPr>
-        <w:t xml:space="preserve">    reverse=True</w:t>
-      </w:r>
-    </w:p>
-    <w:p>
-      <w:pPr>
-        <w:spacing w:after="0"/>
-      </w:pPr>
-      <w:r>
-        <w:rPr>
-          <w:rFonts w:ascii="Consolas" w:hAnsi="Consolas"/>
-          <w:sz w:val="17"/>
-        </w:rPr>
-        <w:t>)</w:t>
-      </w:r>
-    </w:p>
-    <w:p>
-      <w:pPr>
-        <w:spacing w:after="0"/>
-      </w:pPr>
-      <w:r>
-        <w:rPr>
-          <w:rFonts w:ascii="Consolas" w:hAnsi="Consolas"/>
-          <w:sz w:val="17"/>
-        </w:rPr>
-        <w:t>context = "\n".join(documents[i] for _, i in scores[:2])</w:t>
-      </w:r>
-    </w:p>
-    <w:p>
-      <w:pPr>
-        <w:spacing w:after="0"/>
-      </w:pPr>
-      <w:r>
-        <w:rPr>
-          <w:rFonts w:ascii="Consolas" w:hAnsi="Consolas"/>
-          <w:sz w:val="17"/>
-        </w:rPr>
-      </w:r>
-    </w:p>
-    <w:p>
-      <w:pPr>
-        <w:spacing w:after="0"/>
-      </w:pPr>
-      <w:r>
-        <w:rPr>
-          <w:rFonts w:ascii="Consolas" w:hAnsi="Consolas"/>
-          <w:sz w:val="17"/>
-        </w:rPr>
-        <w:t>prompt = f"""Answer the question using ONLY the context below.</w:t>
-      </w:r>
-    </w:p>
-    <w:p>
-      <w:pPr>
-        <w:spacing w:after="0"/>
-      </w:pPr>
-      <w:r>
-        <w:rPr>
-          <w:rFonts w:ascii="Consolas" w:hAnsi="Consolas"/>
-          <w:sz w:val="17"/>
-        </w:rPr>
-      </w:r>
-    </w:p>
-    <w:p>
-      <w:pPr>
-        <w:spacing w:after="0"/>
-      </w:pPr>
-      <w:r>
-        <w:rPr>
-          <w:rFonts w:ascii="Consolas" w:hAnsi="Consolas"/>
-          <w:sz w:val="17"/>
-        </w:rPr>
-        <w:t>Context:</w:t>
-      </w:r>
-    </w:p>
-    <w:p>
-      <w:pPr>
-        <w:spacing w:after="0"/>
-      </w:pPr>
-      <w:r>
-        <w:rPr>
-          <w:rFonts w:ascii="Consolas" w:hAnsi="Consolas"/>
-          <w:sz w:val="17"/>
-        </w:rPr>
-        <w:t>{context}</w:t>
-      </w:r>
-    </w:p>
-    <w:p>
-      <w:pPr>
-        <w:spacing w:after="0"/>
-      </w:pPr>
-      <w:r>
-        <w:rPr>
-          <w:rFonts w:ascii="Consolas" w:hAnsi="Consolas"/>
-          <w:sz w:val="17"/>
-        </w:rPr>
-      </w:r>
-    </w:p>
-    <w:p>
-      <w:pPr>
-        <w:spacing w:after="0"/>
-      </w:pPr>
-      <w:r>
-        <w:rPr>
-          <w:rFonts w:ascii="Consolas" w:hAnsi="Consolas"/>
-          <w:sz w:val="17"/>
-        </w:rPr>
-        <w:t>Question:</w:t>
-      </w:r>
-    </w:p>
-    <w:p>
-      <w:pPr>
-        <w:spacing w:after="0"/>
-      </w:pPr>
-      <w:r>
-        <w:rPr>
-          <w:rFonts w:ascii="Consolas" w:hAnsi="Consolas"/>
-          <w:sz w:val="17"/>
-        </w:rPr>
-        <w:t>{question}</w:t>
-      </w:r>
-    </w:p>
-    <w:p>
-      <w:pPr>
-        <w:spacing w:after="0"/>
-      </w:pPr>
-      <w:r>
-        <w:rPr>
-          <w:rFonts w:ascii="Consolas" w:hAnsi="Consolas"/>
-          <w:sz w:val="17"/>
-        </w:rPr>
-      </w:r>
-    </w:p>
-    <w:p>
-      <w:pPr>
-        <w:spacing w:after="0"/>
-      </w:pPr>
-      <w:r>
-        <w:rPr>
-          <w:rFonts w:ascii="Consolas" w:hAnsi="Consolas"/>
-          <w:sz w:val="17"/>
-        </w:rPr>
-        <w:t>If the answer is not in the context, say:</w:t>
-      </w:r>
-    </w:p>
-    <w:p>
-      <w:pPr>
-        <w:spacing w:after="0"/>
-      </w:pPr>
-      <w:r>
-        <w:rPr>
-          <w:rFonts w:ascii="Consolas" w:hAnsi="Consolas"/>
-          <w:sz w:val="17"/>
-        </w:rPr>
-        <w:t>Information not found in the knowledge base."""</w:t>
-      </w:r>
-    </w:p>
-    <w:p>
-      <w:pPr>
-        <w:spacing w:after="0"/>
-      </w:pPr>
-      <w:r>
-        <w:rPr>
-          <w:rFonts w:ascii="Consolas" w:hAnsi="Consolas"/>
-          <w:sz w:val="17"/>
-        </w:rPr>
-      </w:r>
-    </w:p>
-    <w:p>
-      <w:pPr>
-        <w:spacing w:after="0"/>
-      </w:pPr>
-      <w:r>
-        <w:rPr>
-          <w:rFonts w:ascii="Consolas" w:hAnsi="Consolas"/>
-          <w:sz w:val="17"/>
-        </w:rPr>
-        <w:t>response = client.chat.completions.create(</w:t>
-      </w:r>
-    </w:p>
-    <w:p>
-      <w:pPr>
-        <w:spacing w:after="0"/>
-      </w:pPr>
-      <w:r>
-        <w:rPr>
-          <w:rFonts w:ascii="Consolas" w:hAnsi="Consolas"/>
-          <w:sz w:val="17"/>
-        </w:rPr>
-        <w:t xml:space="preserve">    model="llama-3.3-70b-versatile",</w:t>
-      </w:r>
-    </w:p>
-    <w:p>
-      <w:pPr>
-        <w:spacing w:after="0"/>
-      </w:pPr>
-      <w:r>
-        <w:rPr>
-          <w:rFonts w:ascii="Consolas" w:hAnsi="Consolas"/>
-          <w:sz w:val="17"/>
-        </w:rPr>
-        <w:t xml:space="preserve">    messages=[{"role": "user", "content": prompt}],</w:t>
-      </w:r>
-    </w:p>
-    <w:p>
-      <w:pPr>
-        <w:spacing w:after="0"/>
-      </w:pPr>
-      <w:r>
-        <w:rPr>
-          <w:rFonts w:ascii="Consolas" w:hAnsi="Consolas"/>
-          <w:sz w:val="17"/>
-        </w:rPr>
-        <w:t xml:space="preserve">    temperature=0</w:t>
-      </w:r>
-    </w:p>
-    <w:p>
-      <w:pPr>
-        <w:spacing w:after="0"/>
-      </w:pPr>
-      <w:r>
-        <w:rPr>
-          <w:rFonts w:ascii="Consolas" w:hAnsi="Consolas"/>
-          <w:sz w:val="17"/>
-        </w:rPr>
-        <w:t>)</w:t>
-      </w:r>
-    </w:p>
-    <w:p>
-      <w:pPr>
-        <w:spacing w:after="0"/>
-      </w:pPr>
-      <w:r>
-        <w:rPr>
-          <w:rFonts w:ascii="Consolas" w:hAnsi="Consolas"/>
-          <w:sz w:val="17"/>
-        </w:rPr>
-      </w:r>
-    </w:p>
-    <w:p>
-      <w:pPr>
-        <w:spacing w:after="0"/>
-      </w:pPr>
-      <w:r>
-        <w:rPr>
-          <w:rFonts w:ascii="Consolas" w:hAnsi="Consolas"/>
-          <w:sz w:val="17"/>
-        </w:rPr>
-        <w:t>print("\nRetrieved Context:")</w:t>
-      </w:r>
-    </w:p>
-    <w:p>
-      <w:pPr>
-        <w:spacing w:after="0"/>
-      </w:pPr>
-      <w:r>
-        <w:rPr>
-          <w:rFonts w:ascii="Consolas" w:hAnsi="Consolas"/>
-          <w:sz w:val="17"/>
-        </w:rPr>
-        <w:t>print(context)</w:t>
-      </w:r>
-    </w:p>
-    <w:p>
-      <w:pPr>
-        <w:spacing w:after="0"/>
-      </w:pPr>
-      <w:r>
-        <w:rPr>
-          <w:rFonts w:ascii="Consolas" w:hAnsi="Consolas"/>
-          <w:sz w:val="17"/>
-        </w:rPr>
-        <w:t>print("\nAnswer:")</w:t>
-      </w:r>
-    </w:p>
-    <w:p>
-      <w:pPr>
-        <w:spacing w:after="0"/>
-      </w:pPr>
-      <w:r>
-        <w:rPr>
-          <w:rFonts w:ascii="Consolas" w:hAnsi="Consolas"/>
-          <w:sz w:val="17"/>
-        </w:rPr>
-        <w:t>print(response.choices[0].message.content)</w:t>
-      </w:r>
-    </w:p>
-    <w:p>
-      <w:pPr>
-        <w:pStyle w:val="Heading2"/>
-      </w:pPr>
-      <w:r>
-        <w:t>Sample Input</w:t>
-      </w:r>
-    </w:p>
-    <w:p>
-      <w:r>
-        <w:t>What is RAG?</w:t>
-      </w:r>
-    </w:p>
-    <w:p>
-      <w:pPr>
-        <w:pStyle w:val="Heading2"/>
-      </w:pPr>
-      <w:r>
-        <w:t>Sample Output</w:t>
-      </w:r>
-    </w:p>
-    <w:p>
-      <w:pPr>
-        <w:spacing w:after="0"/>
-      </w:pPr>
-      <w:r>
-        <w:rPr>
-          <w:rFonts w:ascii="Consolas" w:hAnsi="Consolas"/>
-          <w:sz w:val="17"/>
-        </w:rPr>
-        <w:t>RAG stands for Retrieval-Augmented Generation. It combines information retrieval with language generation by retrieving relevant documents and providing them as context to a language model.</w:t>
-      </w:r>
-    </w:p>
-    <w:p>
-      <w:pPr>
-        <w:pStyle w:val="Heading2"/>
-      </w:pPr>
-      <w:r>
-        <w:t>Workflow</w:t>
-      </w:r>
-    </w:p>
-    <w:p>
-      <w:r>
-        <w:t>Knowledge Base → Local Indexing → User Question → Similarity Retrieval → Context → Groq LLM → Answer</w:t>
-      </w:r>
-    </w:p>
-    <w:p>
-      <w:pPr>
-        <w:pStyle w:val="Heading2"/>
-      </w:pPr>
-      <w:r>
-        <w:t>Result</w:t>
-      </w:r>
-    </w:p>
-    <w:p>
-      <w:r>
-        <w:t>Thus, the RAG-Based Question Answering System experiment was implemented successfully using the Groq API.</w:t>
+        <w:t>Thus, the RAG-Based Question Answering System experiment was successfully implemented and verified using TF-IDF similarity search and Groq API.</w:t>
       </w:r>
     </w:p>
     <w:sectPr>
       <w:pgSz w:w="12240" w:h="15840"/>
-      <w:pgMar w:top="1008" w:right="1152" w:bottom="1008" w:left="1152" w:header="720" w:footer="720" w:gutter="0"/>
+      <w:pgMar w:top="1152" w:right="1152" w:bottom="1152" w:left="1152" w:header="720" w:footer="720" w:gutter="0"/>
       <w:cols w:space="720"/>
       <w:docGrid w:linePitch="360"/>
     </w:sectPr>
